--- a/verifica-vvf-pisa/01_richiesta_documentale/Richiesta_integrazione_documentale_VVF_Pisa.docx
+++ b/verifica-vvf-pisa/01_richiesta_documentale/Richiesta_integrazione_documentale_VVF_Pisa.docx
@@ -67,6 +67,9 @@
         <w:gridCol w:w="9638"/>
       </w:tblGrid>
       <w:tr>
+        <w:trPr>
+          <w:cantSplit/>
+        </w:trPr>
         <w:tc>
           <w:tcPr>
             <w:tcW w:type="dxa" w:w="9638"/>
@@ -778,19 +781,480 @@
           <w:sz w:val="20"/>
           <w:szCs w:val="20"/>
         </w:rPr>
-        <w:t xml:space="preserve">È stata condotta la verifica di coerenza formale, documentale e procedurale sui seguenti atti: </w:t>
+        <w:t xml:space="preserve">È stata condotta la verifica di coerenza formale, documentale e procedurale sui quattro atti della commessa, che si trovano però in due condizioni diverse e non vanno trattati allo stesso modo.</w:t>
       </w:r>
-      <w:r>
-        <w:rPr>
-          <w:rFonts w:ascii="Calibri" w:cs="Calibri" w:eastAsia="Calibri" w:hAnsi="Calibri"/>
-          <w:b/>
-          <w:bCs/>
-          <w:color w:val="1A1A1A"/>
-          <w:sz w:val="20"/>
-          <w:szCs w:val="20"/>
-        </w:rPr>
-        <w:t xml:space="preserve">Relazione di grave inadempimento contrattuale e proposta di risoluzione</w:t>
-      </w:r>
+    </w:p>
+    <w:tbl>
+      <w:tblPr>
+        <w:tblW w:type="dxa" w:w="9638"/>
+        <w:tblBorders>
+          <w:top w:val="single" w:color="B8B8B8" w:sz="4"/>
+          <w:left w:val="single" w:color="B8B8B8" w:sz="4"/>
+          <w:bottom w:val="single" w:color="B8B8B8" w:sz="4"/>
+          <w:right w:val="single" w:color="B8B8B8" w:sz="4"/>
+          <w:insideH w:val="single" w:color="B8B8B8" w:sz="2"/>
+          <w:insideV w:val="single" w:color="B8B8B8" w:sz="2"/>
+        </w:tblBorders>
+      </w:tblPr>
+      <w:tblGrid>
+        <w:gridCol w:w="3500"/>
+        <w:gridCol w:w="1500"/>
+        <w:gridCol w:w="4638"/>
+      </w:tblGrid>
+      <w:tr>
+        <w:trPr>
+          <w:tblHeader/>
+        </w:trPr>
+        <w:tc>
+          <w:tcPr>
+            <w:tcW w:type="dxa" w:w="3500"/>
+            <w:shd w:fill="1F3864" w:color="auto" w:val="clear"/>
+            <w:tcMar>
+              <w:top w:type="dxa" w:w="90"/>
+              <w:left w:type="dxa" w:w="110"/>
+              <w:bottom w:type="dxa" w:w="90"/>
+              <w:right w:type="dxa" w:w="110"/>
+            </w:tcMar>
+            <w:vAlign w:val="top"/>
+          </w:tcPr>
+          <w:p>
+            <w:pPr>
+              <w:spacing w:after="0" w:before="0" w:line="260"/>
+            </w:pPr>
+            <w:r>
+              <w:rPr>
+                <w:rFonts w:ascii="Calibri" w:cs="Calibri" w:eastAsia="Calibri" w:hAnsi="Calibri"/>
+                <w:b/>
+                <w:bCs/>
+                <w:color w:val="FFFFFF"/>
+                <w:sz w:val="18"/>
+                <w:szCs w:val="18"/>
+              </w:rPr>
+              <w:t xml:space="preserve">Atto</w:t>
+            </w:r>
+          </w:p>
+        </w:tc>
+        <w:tc>
+          <w:tcPr>
+            <w:tcW w:type="dxa" w:w="1500"/>
+            <w:shd w:fill="1F3864" w:color="auto" w:val="clear"/>
+            <w:tcMar>
+              <w:top w:type="dxa" w:w="90"/>
+              <w:left w:type="dxa" w:w="110"/>
+              <w:bottom w:type="dxa" w:w="90"/>
+              <w:right w:type="dxa" w:w="110"/>
+            </w:tcMar>
+            <w:vAlign w:val="top"/>
+          </w:tcPr>
+          <w:p>
+            <w:pPr>
+              <w:spacing w:after="0" w:before="0" w:line="260"/>
+              <w:jc w:val="center"/>
+            </w:pPr>
+            <w:r>
+              <w:rPr>
+                <w:rFonts w:ascii="Calibri" w:cs="Calibri" w:eastAsia="Calibri" w:hAnsi="Calibri"/>
+                <w:b/>
+                <w:bCs/>
+                <w:color w:val="FFFFFF"/>
+                <w:sz w:val="18"/>
+                <w:szCs w:val="18"/>
+              </w:rPr>
+              <w:t xml:space="preserve">Stato</w:t>
+            </w:r>
+          </w:p>
+        </w:tc>
+        <w:tc>
+          <w:tcPr>
+            <w:tcW w:type="dxa" w:w="4638"/>
+            <w:shd w:fill="1F3864" w:color="auto" w:val="clear"/>
+            <w:tcMar>
+              <w:top w:type="dxa" w:w="90"/>
+              <w:left w:type="dxa" w:w="110"/>
+              <w:bottom w:type="dxa" w:w="90"/>
+              <w:right w:type="dxa" w:w="110"/>
+            </w:tcMar>
+            <w:vAlign w:val="top"/>
+          </w:tcPr>
+          <w:p>
+            <w:pPr>
+              <w:spacing w:after="0" w:before="0" w:line="260"/>
+            </w:pPr>
+            <w:r>
+              <w:rPr>
+                <w:rFonts w:ascii="Calibri" w:cs="Calibri" w:eastAsia="Calibri" w:hAnsi="Calibri"/>
+                <w:b/>
+                <w:bCs/>
+                <w:color w:val="FFFFFF"/>
+                <w:sz w:val="18"/>
+                <w:szCs w:val="18"/>
+              </w:rPr>
+              <w:t xml:space="preserve">Conseguenza</w:t>
+            </w:r>
+          </w:p>
+        </w:tc>
+      </w:tr>
+      <w:tr>
+        <w:trPr>
+          <w:cantSplit/>
+        </w:trPr>
+        <w:tc>
+          <w:tcPr>
+            <w:tcW w:type="dxa" w:w="3500"/>
+            <w:tcMar>
+              <w:top w:type="dxa" w:w="90"/>
+              <w:left w:type="dxa" w:w="110"/>
+              <w:bottom w:type="dxa" w:w="90"/>
+              <w:right w:type="dxa" w:w="110"/>
+            </w:tcMar>
+            <w:vAlign w:val="top"/>
+          </w:tcPr>
+          <w:p>
+            <w:pPr>
+              <w:spacing w:after="0" w:before="0" w:line="260"/>
+            </w:pPr>
+            <w:r>
+              <w:rPr>
+                <w:rFonts w:ascii="Calibri" w:cs="Calibri" w:eastAsia="Calibri" w:hAnsi="Calibri"/>
+                <w:b/>
+                <w:bCs/>
+                <w:color w:val="1A1A1A"/>
+                <w:sz w:val="18"/>
+                <w:szCs w:val="18"/>
+              </w:rPr>
+              <w:t xml:space="preserve">Ordine di Servizio n. 20</w:t>
+            </w:r>
+          </w:p>
+        </w:tc>
+        <w:tc>
+          <w:tcPr>
+            <w:tcW w:type="dxa" w:w="1500"/>
+            <w:shd w:fill="FDECEC" w:color="auto" w:val="clear"/>
+            <w:tcMar>
+              <w:top w:type="dxa" w:w="90"/>
+              <w:left w:type="dxa" w:w="110"/>
+              <w:bottom w:type="dxa" w:w="90"/>
+              <w:right w:type="dxa" w:w="110"/>
+            </w:tcMar>
+            <w:vAlign w:val="top"/>
+          </w:tcPr>
+          <w:p>
+            <w:pPr>
+              <w:spacing w:after="0" w:before="0" w:line="260"/>
+              <w:jc w:val="center"/>
+            </w:pPr>
+            <w:r>
+              <w:rPr>
+                <w:rFonts w:ascii="Calibri" w:cs="Calibri" w:eastAsia="Calibri" w:hAnsi="Calibri"/>
+                <w:b/>
+                <w:bCs/>
+                <w:color w:val="1A1A1A"/>
+                <w:sz w:val="18"/>
+                <w:szCs w:val="18"/>
+              </w:rPr>
+              <w:t xml:space="preserve">GIÀ INVIATO</w:t>
+            </w:r>
+          </w:p>
+        </w:tc>
+        <w:tc>
+          <w:tcPr>
+            <w:tcW w:type="dxa" w:w="4638"/>
+            <w:tcMar>
+              <w:top w:type="dxa" w:w="90"/>
+              <w:left w:type="dxa" w:w="110"/>
+              <w:bottom w:type="dxa" w:w="90"/>
+              <w:right w:type="dxa" w:w="110"/>
+            </w:tcMar>
+            <w:vAlign w:val="top"/>
+          </w:tcPr>
+          <w:p>
+            <w:pPr>
+              <w:spacing w:after="0" w:before="0" w:line="260"/>
+            </w:pPr>
+            <w:r>
+              <w:rPr>
+                <w:rFonts w:ascii="Calibri" w:cs="Calibri" w:eastAsia="Calibri" w:hAnsi="Calibri"/>
+                <w:color w:val="5C5C5C"/>
+                <w:sz w:val="18"/>
+                <w:szCs w:val="18"/>
+              </w:rPr>
+              <w:t xml:space="preserve">Trasmesso il 09/09/2026. Non più correggibile: gli errori che contiene sono nelle mani della controparte e possono essere superati solo con un atto rettificativo, da adottare prima del sopralluogo del 18/09.</w:t>
+            </w:r>
+          </w:p>
+        </w:tc>
+      </w:tr>
+      <w:tr>
+        <w:trPr>
+          <w:cantSplit/>
+        </w:trPr>
+        <w:tc>
+          <w:tcPr>
+            <w:tcW w:type="dxa" w:w="3500"/>
+            <w:tcMar>
+              <w:top w:type="dxa" w:w="90"/>
+              <w:left w:type="dxa" w:w="110"/>
+              <w:bottom w:type="dxa" w:w="90"/>
+              <w:right w:type="dxa" w:w="110"/>
+            </w:tcMar>
+            <w:vAlign w:val="top"/>
+          </w:tcPr>
+          <w:p>
+            <w:pPr>
+              <w:spacing w:after="0" w:before="0" w:line="260"/>
+            </w:pPr>
+            <w:r>
+              <w:rPr>
+                <w:rFonts w:ascii="Calibri" w:cs="Calibri" w:eastAsia="Calibri" w:hAnsi="Calibri"/>
+                <w:b/>
+                <w:bCs/>
+                <w:color w:val="1A1A1A"/>
+                <w:sz w:val="18"/>
+                <w:szCs w:val="18"/>
+              </w:rPr>
+              <w:t xml:space="preserve">Lettera di contestazione dello stato dei lavori</w:t>
+            </w:r>
+          </w:p>
+        </w:tc>
+        <w:tc>
+          <w:tcPr>
+            <w:tcW w:type="dxa" w:w="1500"/>
+            <w:shd w:fill="FDECEC" w:color="auto" w:val="clear"/>
+            <w:tcMar>
+              <w:top w:type="dxa" w:w="90"/>
+              <w:left w:type="dxa" w:w="110"/>
+              <w:bottom w:type="dxa" w:w="90"/>
+              <w:right w:type="dxa" w:w="110"/>
+            </w:tcMar>
+            <w:vAlign w:val="top"/>
+          </w:tcPr>
+          <w:p>
+            <w:pPr>
+              <w:spacing w:after="0" w:before="0" w:line="260"/>
+              <w:jc w:val="center"/>
+            </w:pPr>
+            <w:r>
+              <w:rPr>
+                <w:rFonts w:ascii="Calibri" w:cs="Calibri" w:eastAsia="Calibri" w:hAnsi="Calibri"/>
+                <w:b/>
+                <w:bCs/>
+                <w:color w:val="1A1A1A"/>
+                <w:sz w:val="18"/>
+                <w:szCs w:val="18"/>
+              </w:rPr>
+              <w:t xml:space="preserve">GIÀ INVIATA</w:t>
+            </w:r>
+          </w:p>
+        </w:tc>
+        <w:tc>
+          <w:tcPr>
+            <w:tcW w:type="dxa" w:w="4638"/>
+            <w:tcMar>
+              <w:top w:type="dxa" w:w="90"/>
+              <w:left w:type="dxa" w:w="110"/>
+              <w:bottom w:type="dxa" w:w="90"/>
+              <w:right w:type="dxa" w:w="110"/>
+            </w:tcMar>
+            <w:vAlign w:val="top"/>
+          </w:tcPr>
+          <w:p>
+            <w:pPr>
+              <w:spacing w:after="0" w:before="0" w:line="260"/>
+            </w:pPr>
+            <w:r>
+              <w:rPr>
+                <w:rFonts w:ascii="Calibri" w:cs="Calibri" w:eastAsia="Calibri" w:hAnsi="Calibri"/>
+                <w:color w:val="5C5C5C"/>
+                <w:sz w:val="18"/>
+                <w:szCs w:val="18"/>
+              </w:rPr>
+              <w:t xml:space="preserve">Trasmessa il 09/09/2026, con assegnazione di 48 ore per il riscontro (scadenza 11/09/2026). Vale quanto sopra.</w:t>
+            </w:r>
+          </w:p>
+        </w:tc>
+      </w:tr>
+      <w:tr>
+        <w:trPr>
+          <w:cantSplit/>
+        </w:trPr>
+        <w:tc>
+          <w:tcPr>
+            <w:tcW w:type="dxa" w:w="3500"/>
+            <w:tcMar>
+              <w:top w:type="dxa" w:w="90"/>
+              <w:left w:type="dxa" w:w="110"/>
+              <w:bottom w:type="dxa" w:w="90"/>
+              <w:right w:type="dxa" w:w="110"/>
+            </w:tcMar>
+            <w:vAlign w:val="top"/>
+          </w:tcPr>
+          <w:p>
+            <w:pPr>
+              <w:spacing w:after="0" w:before="0" w:line="260"/>
+            </w:pPr>
+            <w:r>
+              <w:rPr>
+                <w:rFonts w:ascii="Calibri" w:cs="Calibri" w:eastAsia="Calibri" w:hAnsi="Calibri"/>
+                <w:b/>
+                <w:bCs/>
+                <w:color w:val="1A1A1A"/>
+                <w:sz w:val="18"/>
+                <w:szCs w:val="18"/>
+              </w:rPr>
+              <w:t xml:space="preserve">Relazione di grave inadempimento e proposta di risoluzione</w:t>
+            </w:r>
+          </w:p>
+        </w:tc>
+        <w:tc>
+          <w:tcPr>
+            <w:tcW w:type="dxa" w:w="1500"/>
+            <w:shd w:fill="E9F3EA" w:color="auto" w:val="clear"/>
+            <w:tcMar>
+              <w:top w:type="dxa" w:w="90"/>
+              <w:left w:type="dxa" w:w="110"/>
+              <w:bottom w:type="dxa" w:w="90"/>
+              <w:right w:type="dxa" w:w="110"/>
+            </w:tcMar>
+            <w:vAlign w:val="top"/>
+          </w:tcPr>
+          <w:p>
+            <w:pPr>
+              <w:spacing w:after="0" w:before="0" w:line="260"/>
+              <w:jc w:val="center"/>
+            </w:pPr>
+            <w:r>
+              <w:rPr>
+                <w:rFonts w:ascii="Calibri" w:cs="Calibri" w:eastAsia="Calibri" w:hAnsi="Calibri"/>
+                <w:b/>
+                <w:bCs/>
+                <w:color w:val="1A1A1A"/>
+                <w:sz w:val="18"/>
+                <w:szCs w:val="18"/>
+              </w:rPr>
+              <w:t xml:space="preserve">NON INVIATA</w:t>
+            </w:r>
+          </w:p>
+        </w:tc>
+        <w:tc>
+          <w:tcPr>
+            <w:tcW w:type="dxa" w:w="4638"/>
+            <w:tcMar>
+              <w:top w:type="dxa" w:w="90"/>
+              <w:left w:type="dxa" w:w="110"/>
+              <w:bottom w:type="dxa" w:w="90"/>
+              <w:right w:type="dxa" w:w="110"/>
+            </w:tcMar>
+            <w:vAlign w:val="top"/>
+          </w:tcPr>
+          <w:p>
+            <w:pPr>
+              <w:spacing w:after="0" w:before="0" w:line="260"/>
+            </w:pPr>
+            <w:r>
+              <w:rPr>
+                <w:rFonts w:ascii="Calibri" w:cs="Calibri" w:eastAsia="Calibri" w:hAnsi="Calibri"/>
+                <w:color w:val="5C5C5C"/>
+                <w:sz w:val="18"/>
+                <w:szCs w:val="18"/>
+              </w:rPr>
+              <w:t xml:space="preserve">Ancora modificabile. È l'atto su cui si regge l'intera procedura di risoluzione ed è quello su cui va concentrata la correzione.</w:t>
+            </w:r>
+          </w:p>
+        </w:tc>
+      </w:tr>
+      <w:tr>
+        <w:trPr>
+          <w:cantSplit/>
+        </w:trPr>
+        <w:tc>
+          <w:tcPr>
+            <w:tcW w:type="dxa" w:w="3500"/>
+            <w:tcMar>
+              <w:top w:type="dxa" w:w="90"/>
+              <w:left w:type="dxa" w:w="110"/>
+              <w:bottom w:type="dxa" w:w="90"/>
+              <w:right w:type="dxa" w:w="110"/>
+            </w:tcMar>
+            <w:vAlign w:val="top"/>
+          </w:tcPr>
+          <w:p>
+            <w:pPr>
+              <w:spacing w:after="0" w:before="0" w:line="260"/>
+            </w:pPr>
+            <w:r>
+              <w:rPr>
+                <w:rFonts w:ascii="Calibri" w:cs="Calibri" w:eastAsia="Calibri" w:hAnsi="Calibri"/>
+                <w:b/>
+                <w:bCs/>
+                <w:color w:val="1A1A1A"/>
+                <w:sz w:val="18"/>
+                <w:szCs w:val="18"/>
+              </w:rPr>
+              <w:t xml:space="preserve">Relazione Fotografica (69 fotografie)</w:t>
+            </w:r>
+          </w:p>
+        </w:tc>
+        <w:tc>
+          <w:tcPr>
+            <w:tcW w:type="dxa" w:w="1500"/>
+            <w:shd w:fill="E9F3EA" w:color="auto" w:val="clear"/>
+            <w:tcMar>
+              <w:top w:type="dxa" w:w="90"/>
+              <w:left w:type="dxa" w:w="110"/>
+              <w:bottom w:type="dxa" w:w="90"/>
+              <w:right w:type="dxa" w:w="110"/>
+            </w:tcMar>
+            <w:vAlign w:val="top"/>
+          </w:tcPr>
+          <w:p>
+            <w:pPr>
+              <w:spacing w:after="0" w:before="0" w:line="260"/>
+              <w:jc w:val="center"/>
+            </w:pPr>
+            <w:r>
+              <w:rPr>
+                <w:rFonts w:ascii="Calibri" w:cs="Calibri" w:eastAsia="Calibri" w:hAnsi="Calibri"/>
+                <w:b/>
+                <w:bCs/>
+                <w:color w:val="1A1A1A"/>
+                <w:sz w:val="18"/>
+                <w:szCs w:val="18"/>
+              </w:rPr>
+              <w:t xml:space="preserve">NON INVIATA</w:t>
+            </w:r>
+          </w:p>
+        </w:tc>
+        <w:tc>
+          <w:tcPr>
+            <w:tcW w:type="dxa" w:w="4638"/>
+            <w:tcMar>
+              <w:top w:type="dxa" w:w="90"/>
+              <w:left w:type="dxa" w:w="110"/>
+              <w:bottom w:type="dxa" w:w="90"/>
+              <w:right w:type="dxa" w:w="110"/>
+            </w:tcMar>
+            <w:vAlign w:val="top"/>
+          </w:tcPr>
+          <w:p>
+            <w:pPr>
+              <w:spacing w:after="0" w:before="0" w:line="260"/>
+            </w:pPr>
+            <w:r>
+              <w:rPr>
+                <w:rFonts w:ascii="Calibri" w:cs="Calibri" w:eastAsia="Calibri" w:hAnsi="Calibri"/>
+                <w:color w:val="5C5C5C"/>
+                <w:sz w:val="18"/>
+                <w:szCs w:val="18"/>
+              </w:rPr>
+              <w:t xml:space="preserve">Allegato A della Relazione. Ancora modificabile.</w:t>
+            </w:r>
+          </w:p>
+        </w:tc>
+      </w:tr>
+    </w:tbl>
+    <w:p>
+      <w:pPr>
+        <w:spacing w:after="200" w:before="0" w:line="276"/>
+      </w:pPr>
       <w:r>
         <w:rPr>
           <w:rFonts w:ascii="Calibri" w:cs="Calibri" w:eastAsia="Calibri" w:hAnsi="Calibri"/>
@@ -798,67 +1262,7 @@
           <w:sz w:val="20"/>
           <w:szCs w:val="20"/>
         </w:rPr>
-        <w:t xml:space="preserve"> (09/09/2026), </w:t>
-      </w:r>
-      <w:r>
-        <w:rPr>
-          <w:rFonts w:ascii="Calibri" w:cs="Calibri" w:eastAsia="Calibri" w:hAnsi="Calibri"/>
-          <w:b/>
-          <w:bCs/>
-          <w:color w:val="1A1A1A"/>
-          <w:sz w:val="20"/>
-          <w:szCs w:val="20"/>
-        </w:rPr>
-        <w:t xml:space="preserve">Ordine di Servizio n. 20</w:t>
-      </w:r>
-      <w:r>
-        <w:rPr>
-          <w:rFonts w:ascii="Calibri" w:cs="Calibri" w:eastAsia="Calibri" w:hAnsi="Calibri"/>
-          <w:color w:val="1A1A1A"/>
-          <w:sz w:val="20"/>
-          <w:szCs w:val="20"/>
-        </w:rPr>
-        <w:t xml:space="preserve"> (09/09/2026), </w:t>
-      </w:r>
-      <w:r>
-        <w:rPr>
-          <w:rFonts w:ascii="Calibri" w:cs="Calibri" w:eastAsia="Calibri" w:hAnsi="Calibri"/>
-          <w:b/>
-          <w:bCs/>
-          <w:color w:val="1A1A1A"/>
-          <w:sz w:val="20"/>
-          <w:szCs w:val="20"/>
-        </w:rPr>
-        <w:t xml:space="preserve">lettera di contestazione formale dello stato dei lavori</w:t>
-      </w:r>
-      <w:r>
-        <w:rPr>
-          <w:rFonts w:ascii="Calibri" w:cs="Calibri" w:eastAsia="Calibri" w:hAnsi="Calibri"/>
-          <w:color w:val="1A1A1A"/>
-          <w:sz w:val="20"/>
-          <w:szCs w:val="20"/>
-        </w:rPr>
-        <w:t xml:space="preserve"> (09/09/2026) e </w:t>
-      </w:r>
-      <w:r>
-        <w:rPr>
-          <w:rFonts w:ascii="Calibri" w:cs="Calibri" w:eastAsia="Calibri" w:hAnsi="Calibri"/>
-          <w:b/>
-          <w:bCs/>
-          <w:color w:val="1A1A1A"/>
-          <w:sz w:val="20"/>
-          <w:szCs w:val="20"/>
-        </w:rPr>
-        <w:t xml:space="preserve">Relazione Fotografica</w:t>
-      </w:r>
-      <w:r>
-        <w:rPr>
-          <w:rFonts w:ascii="Calibri" w:cs="Calibri" w:eastAsia="Calibri" w:hAnsi="Calibri"/>
-          <w:color w:val="1A1A1A"/>
-          <w:sz w:val="20"/>
-          <w:szCs w:val="20"/>
-        </w:rPr>
-        <w:t xml:space="preserve"> (69 fotografie).</w:t>
+        <w:t xml:space="preserve"/>
       </w:r>
     </w:p>
     <w:p>
@@ -905,6 +1309,9 @@
         <w:gridCol w:w="9638"/>
       </w:tblGrid>
       <w:tr>
+        <w:trPr>
+          <w:cantSplit/>
+        </w:trPr>
         <w:tc>
           <w:tcPr>
             <w:tcW w:type="dxa" w:w="9638"/>
@@ -1197,6 +1604,9 @@
         </w:tc>
       </w:tr>
       <w:tr>
+        <w:trPr>
+          <w:cantSplit/>
+        </w:trPr>
         <w:tc>
           <w:tcPr>
             <w:tcW w:type="dxa" w:w="800"/>
@@ -1311,6 +1721,9 @@
         </w:tc>
       </w:tr>
       <w:tr>
+        <w:trPr>
+          <w:cantSplit/>
+        </w:trPr>
         <w:tc>
           <w:tcPr>
             <w:tcW w:type="dxa" w:w="800"/>
@@ -1429,6 +1842,9 @@
         </w:tc>
       </w:tr>
       <w:tr>
+        <w:trPr>
+          <w:cantSplit/>
+        </w:trPr>
         <w:tc>
           <w:tcPr>
             <w:tcW w:type="dxa" w:w="800"/>
@@ -1543,6 +1959,9 @@
         </w:tc>
       </w:tr>
       <w:tr>
+        <w:trPr>
+          <w:cantSplit/>
+        </w:trPr>
         <w:tc>
           <w:tcPr>
             <w:tcW w:type="dxa" w:w="800"/>
@@ -1661,6 +2080,9 @@
         </w:tc>
       </w:tr>
       <w:tr>
+        <w:trPr>
+          <w:cantSplit/>
+        </w:trPr>
         <w:tc>
           <w:tcPr>
             <w:tcW w:type="dxa" w:w="800"/>
@@ -1775,6 +2197,9 @@
         </w:tc>
       </w:tr>
       <w:tr>
+        <w:trPr>
+          <w:cantSplit/>
+        </w:trPr>
         <w:tc>
           <w:tcPr>
             <w:tcW w:type="dxa" w:w="800"/>
@@ -1893,6 +2318,9 @@
         </w:tc>
       </w:tr>
       <w:tr>
+        <w:trPr>
+          <w:cantSplit/>
+        </w:trPr>
         <w:tc>
           <w:tcPr>
             <w:tcW w:type="dxa" w:w="800"/>
@@ -2007,6 +2435,9 @@
         </w:tc>
       </w:tr>
       <w:tr>
+        <w:trPr>
+          <w:cantSplit/>
+        </w:trPr>
         <w:tc>
           <w:tcPr>
             <w:tcW w:type="dxa" w:w="800"/>
@@ -2125,6 +2556,9 @@
         </w:tc>
       </w:tr>
       <w:tr>
+        <w:trPr>
+          <w:cantSplit/>
+        </w:trPr>
         <w:tc>
           <w:tcPr>
             <w:tcW w:type="dxa" w:w="800"/>
@@ -2239,6 +2673,9 @@
         </w:tc>
       </w:tr>
       <w:tr>
+        <w:trPr>
+          <w:cantSplit/>
+        </w:trPr>
         <w:tc>
           <w:tcPr>
             <w:tcW w:type="dxa" w:w="800"/>
@@ -2357,6 +2794,9 @@
         </w:tc>
       </w:tr>
       <w:tr>
+        <w:trPr>
+          <w:cantSplit/>
+        </w:trPr>
         <w:tc>
           <w:tcPr>
             <w:tcW w:type="dxa" w:w="800"/>
@@ -2663,6 +3103,9 @@
         </w:tc>
       </w:tr>
       <w:tr>
+        <w:trPr>
+          <w:cantSplit/>
+        </w:trPr>
         <w:tc>
           <w:tcPr>
             <w:tcW w:type="dxa" w:w="800"/>
@@ -2777,6 +3220,9 @@
         </w:tc>
       </w:tr>
       <w:tr>
+        <w:trPr>
+          <w:cantSplit/>
+        </w:trPr>
         <w:tc>
           <w:tcPr>
             <w:tcW w:type="dxa" w:w="800"/>
@@ -2895,6 +3341,9 @@
         </w:tc>
       </w:tr>
       <w:tr>
+        <w:trPr>
+          <w:cantSplit/>
+        </w:trPr>
         <w:tc>
           <w:tcPr>
             <w:tcW w:type="dxa" w:w="800"/>
@@ -3009,6 +3458,9 @@
         </w:tc>
       </w:tr>
       <w:tr>
+        <w:trPr>
+          <w:cantSplit/>
+        </w:trPr>
         <w:tc>
           <w:tcPr>
             <w:tcW w:type="dxa" w:w="800"/>
@@ -3127,6 +3579,9 @@
         </w:tc>
       </w:tr>
       <w:tr>
+        <w:trPr>
+          <w:cantSplit/>
+        </w:trPr>
         <w:tc>
           <w:tcPr>
             <w:tcW w:type="dxa" w:w="800"/>
@@ -3241,6 +3696,9 @@
         </w:tc>
       </w:tr>
       <w:tr>
+        <w:trPr>
+          <w:cantSplit/>
+        </w:trPr>
         <w:tc>
           <w:tcPr>
             <w:tcW w:type="dxa" w:w="800"/>
@@ -3359,6 +3817,9 @@
         </w:tc>
       </w:tr>
       <w:tr>
+        <w:trPr>
+          <w:cantSplit/>
+        </w:trPr>
         <w:tc>
           <w:tcPr>
             <w:tcW w:type="dxa" w:w="800"/>
@@ -3473,6 +3934,9 @@
         </w:tc>
       </w:tr>
       <w:tr>
+        <w:trPr>
+          <w:cantSplit/>
+        </w:trPr>
         <w:tc>
           <w:tcPr>
             <w:tcW w:type="dxa" w:w="800"/>
@@ -3591,6 +4055,9 @@
         </w:tc>
       </w:tr>
       <w:tr>
+        <w:trPr>
+          <w:cantSplit/>
+        </w:trPr>
         <w:tc>
           <w:tcPr>
             <w:tcW w:type="dxa" w:w="800"/>
@@ -3705,6 +4172,9 @@
         </w:tc>
       </w:tr>
       <w:tr>
+        <w:trPr>
+          <w:cantSplit/>
+        </w:trPr>
         <w:tc>
           <w:tcPr>
             <w:tcW w:type="dxa" w:w="800"/>
@@ -3823,6 +4293,9 @@
         </w:tc>
       </w:tr>
       <w:tr>
+        <w:trPr>
+          <w:cantSplit/>
+        </w:trPr>
         <w:tc>
           <w:tcPr>
             <w:tcW w:type="dxa" w:w="800"/>
@@ -4129,6 +4602,9 @@
         </w:tc>
       </w:tr>
       <w:tr>
+        <w:trPr>
+          <w:cantSplit/>
+        </w:trPr>
         <w:tc>
           <w:tcPr>
             <w:tcW w:type="dxa" w:w="800"/>
@@ -4243,6 +4719,9 @@
         </w:tc>
       </w:tr>
       <w:tr>
+        <w:trPr>
+          <w:cantSplit/>
+        </w:trPr>
         <w:tc>
           <w:tcPr>
             <w:tcW w:type="dxa" w:w="800"/>
@@ -4361,6 +4840,9 @@
         </w:tc>
       </w:tr>
       <w:tr>
+        <w:trPr>
+          <w:cantSplit/>
+        </w:trPr>
         <w:tc>
           <w:tcPr>
             <w:tcW w:type="dxa" w:w="800"/>
@@ -4475,6 +4957,9 @@
         </w:tc>
       </w:tr>
       <w:tr>
+        <w:trPr>
+          <w:cantSplit/>
+        </w:trPr>
         <w:tc>
           <w:tcPr>
             <w:tcW w:type="dxa" w:w="800"/>
@@ -4593,6 +5078,9 @@
         </w:tc>
       </w:tr>
       <w:tr>
+        <w:trPr>
+          <w:cantSplit/>
+        </w:trPr>
         <w:tc>
           <w:tcPr>
             <w:tcW w:type="dxa" w:w="800"/>
@@ -4883,6 +5371,9 @@
         </w:tc>
       </w:tr>
       <w:tr>
+        <w:trPr>
+          <w:cantSplit/>
+        </w:trPr>
         <w:tc>
           <w:tcPr>
             <w:tcW w:type="dxa" w:w="800"/>
@@ -4997,6 +5488,9 @@
         </w:tc>
       </w:tr>
       <w:tr>
+        <w:trPr>
+          <w:cantSplit/>
+        </w:trPr>
         <w:tc>
           <w:tcPr>
             <w:tcW w:type="dxa" w:w="800"/>
@@ -5115,6 +5609,9 @@
         </w:tc>
       </w:tr>
       <w:tr>
+        <w:trPr>
+          <w:cantSplit/>
+        </w:trPr>
         <w:tc>
           <w:tcPr>
             <w:tcW w:type="dxa" w:w="800"/>
@@ -5405,6 +5902,9 @@
         </w:tc>
       </w:tr>
       <w:tr>
+        <w:trPr>
+          <w:cantSplit/>
+        </w:trPr>
         <w:tc>
           <w:tcPr>
             <w:tcW w:type="dxa" w:w="800"/>
@@ -5519,6 +6019,9 @@
         </w:tc>
       </w:tr>
       <w:tr>
+        <w:trPr>
+          <w:cantSplit/>
+        </w:trPr>
         <w:tc>
           <w:tcPr>
             <w:tcW w:type="dxa" w:w="800"/>
@@ -5637,6 +6140,9 @@
         </w:tc>
       </w:tr>
       <w:tr>
+        <w:trPr>
+          <w:cantSplit/>
+        </w:trPr>
         <w:tc>
           <w:tcPr>
             <w:tcW w:type="dxa" w:w="800"/>
@@ -5751,6 +6257,9 @@
         </w:tc>
       </w:tr>
       <w:tr>
+        <w:trPr>
+          <w:cantSplit/>
+        </w:trPr>
         <w:tc>
           <w:tcPr>
             <w:tcW w:type="dxa" w:w="800"/>
@@ -5869,6 +6378,9 @@
         </w:tc>
       </w:tr>
       <w:tr>
+        <w:trPr>
+          <w:cantSplit/>
+        </w:trPr>
         <w:tc>
           <w:tcPr>
             <w:tcW w:type="dxa" w:w="800"/>
@@ -5983,6 +6495,9 @@
         </w:tc>
       </w:tr>
       <w:tr>
+        <w:trPr>
+          <w:cantSplit/>
+        </w:trPr>
         <w:tc>
           <w:tcPr>
             <w:tcW w:type="dxa" w:w="800"/>
@@ -6148,7 +6663,7 @@
           <w:sz w:val="20"/>
           <w:szCs w:val="20"/>
         </w:rPr>
-        <w:t xml:space="preserve">Le voci che seguono non richiedono la produzione di un documento ma una presa di posizione della DL, necessaria per correggere i testi prima dell'invio.</w:t>
+        <w:t xml:space="preserve">Le voci che seguono non richiedono la produzione di un documento ma una presa di posizione della DL. Per la Relazione servono a correggerla prima dell'invio; per l'OdS n. 20 e la lettera, già trasmessi, servono a definire il contenuto dell'atto rettificativo da adottare prima del sopralluogo del 18/09.</w:t>
       </w:r>
     </w:p>
     <w:tbl>
@@ -6293,6 +6808,9 @@
         </w:tc>
       </w:tr>
       <w:tr>
+        <w:trPr>
+          <w:cantSplit/>
+        </w:trPr>
         <w:tc>
           <w:tcPr>
             <w:tcW w:type="dxa" w:w="800"/>
@@ -6407,6 +6925,9 @@
         </w:tc>
       </w:tr>
       <w:tr>
+        <w:trPr>
+          <w:cantSplit/>
+        </w:trPr>
         <w:tc>
           <w:tcPr>
             <w:tcW w:type="dxa" w:w="800"/>
@@ -6525,6 +7046,9 @@
         </w:tc>
       </w:tr>
       <w:tr>
+        <w:trPr>
+          <w:cantSplit/>
+        </w:trPr>
         <w:tc>
           <w:tcPr>
             <w:tcW w:type="dxa" w:w="800"/>
@@ -6639,6 +7163,9 @@
         </w:tc>
       </w:tr>
       <w:tr>
+        <w:trPr>
+          <w:cantSplit/>
+        </w:trPr>
         <w:tc>
           <w:tcPr>
             <w:tcW w:type="dxa" w:w="800"/>
@@ -6757,6 +7284,9 @@
         </w:tc>
       </w:tr>
       <w:tr>
+        <w:trPr>
+          <w:cantSplit/>
+        </w:trPr>
         <w:tc>
           <w:tcPr>
             <w:tcW w:type="dxa" w:w="800"/>
@@ -6871,6 +7401,9 @@
         </w:tc>
       </w:tr>
       <w:tr>
+        <w:trPr>
+          <w:cantSplit/>
+        </w:trPr>
         <w:tc>
           <w:tcPr>
             <w:tcW w:type="dxa" w:w="800"/>
@@ -7039,6 +7572,9 @@
         <w:gridCol w:w="9638"/>
       </w:tblGrid>
       <w:tr>
+        <w:trPr>
+          <w:cantSplit/>
+        </w:trPr>
         <w:tc>
           <w:tcPr>
             <w:tcW w:type="dxa" w:w="9638"/>
@@ -7077,12 +7613,12 @@
                 <w:sz w:val="19"/>
                 <w:szCs w:val="19"/>
               </w:rPr>
-              <w:t xml:space="preserve">L'Ordine di Servizio n. 20, emesso il 09/09/2026, convoca il sopralluogo in contraddittorio per venerdì 18 settembre 2026; la lettera di pari data assegna 48 ore per il riscontro. La Relazione, anch'essa datata 09/09/2026, classifica però lo stesso OdS n. 20 come «Inadempiente – nessun riscontro» e propone la risoluzione del contratto.</w:t>
-            </w:r>
-          </w:p>
-          <w:p>
-            <w:pPr>
-              <w:spacing w:after="0" w:before="0"/>
+              <w:t xml:space="preserve">L'Ordine di Servizio n. 20, già trasmesso il 09/09/2026, convoca il sopralluogo in contraddittorio per venerdì 18 settembre 2026; la lettera di pari data, anch'essa già trasmessa, assegna 48 ore per il riscontro. La Relazione non ancora inviata classifica però lo stesso OdS n. 20 come «Inadempiente – nessun riscontro» e su quella base propone la risoluzione del contratto.</w:t>
+            </w:r>
+          </w:p>
+          <w:p>
+            <w:pPr>
+              <w:spacing w:after="100" w:before="0"/>
             </w:pPr>
             <w:r>
               <w:rPr>
@@ -7092,7 +7628,20 @@
                 <w:sz w:val="19"/>
                 <w:szCs w:val="19"/>
               </w:rPr>
-              <w:t xml:space="preserve">Se i tre atti vengono trasmessi insieme, l'Impresa eccepirà che la risoluzione è stata proposta prima della scadenza del termine assegnato dalla Direzione Lavori stessa. La sequenza degli atti va quindi definita contestualmente alla raccolta della documentazione qui richiesta.</w:t>
+              <w:t xml:space="preserve">Poiché i due atti che fissano i termini sono già usciti, quei termini sono ormai opponibili alla Direzione Lavori. Se la Relazione viene trasmessa prima che siano scaduti, l'Impresa eccepirà che la risoluzione è stata proposta prima della scadenza del termine assegnato dalla DL stessa.</w:t>
+            </w:r>
+          </w:p>
+          <w:p>
+            <w:pPr>
+              <w:spacing w:after="0" w:before="0"/>
+            </w:pPr>
+            <w:r>
+              <w:rPr>
+                <w:rFonts w:ascii="Calibri" w:cs="Calibri" w:eastAsia="Calibri" w:hAnsi="Calibri"/>
+                <w:sz w:val="19"/>
+                <w:szCs w:val="19"/>
+              </w:rPr>
+              <w:t xml:space="preserve">Ne discendono due conseguenze operative: (i) la Relazione non va trasmessa finché il contraddittorio del 18/09 non si è svolto e non ne è stato redatto verbale; (ii) sui punti dell'OdS n. 20 che allo stato sono ineseguibili — in primo luogo la prescrizione 2.2, che non corrisponde alla non conformità contestata, e l'elemento indicato come «brindosbarra» — occorre un atto rettificativo prima del sopralluogo, perché una prescrizione ineseguibile non è opponibile e il suo mancato adempimento non è contestabile.</w:t>
             </w:r>
           </w:p>
         </w:tc>
